--- a/Jana_Mahmoud_Abdalla_231001245_Final_Report.docx
+++ b/Jana_Mahmoud_Abdalla_231001245_Final_Report.docx
@@ -2411,6 +2411,271 @@
     </w:p>
     <w:p>
       <w:pPr>
+        <w:spacing w:after="100" w:line="360" w:lineRule="auto"/>
+        <w:jc w:val="both"/>
+        <w:rPr>
+          <w:sz w:val="24"/>
+          <w:szCs w:val="24"/>
+        </w:rPr>
+      </w:pPr>
+      <w:r>
+        <w:rPr>
+          <w:noProof/>
+          <w:sz w:val="24"/>
+          <w:szCs w:val="24"/>
+        </w:rPr>
+        <w:lastRenderedPageBreak/>
+        <w:drawing>
+          <wp:inline distT="0" distB="0" distL="0" distR="0" wp14:anchorId="47E4909B" wp14:editId="27A55671">
+            <wp:extent cx="6309360" cy="3009900"/>
+            <wp:effectExtent l="0" t="0" r="0" b="0"/>
+            <wp:docPr id="739224089" name="Picture 1"/>
+            <wp:cNvGraphicFramePr>
+              <a:graphicFrameLocks xmlns:a="http://schemas.openxmlformats.org/drawingml/2006/main" noChangeAspect="1"/>
+            </wp:cNvGraphicFramePr>
+            <a:graphic xmlns:a="http://schemas.openxmlformats.org/drawingml/2006/main">
+              <a:graphicData uri="http://schemas.openxmlformats.org/drawingml/2006/picture">
+                <pic:pic xmlns:pic="http://schemas.openxmlformats.org/drawingml/2006/picture">
+                  <pic:nvPicPr>
+                    <pic:cNvPr id="739224089" name="Picture 739224089"/>
+                    <pic:cNvPicPr/>
+                  </pic:nvPicPr>
+                  <pic:blipFill>
+                    <a:blip r:embed="rId22"/>
+                    <a:stretch>
+                      <a:fillRect/>
+                    </a:stretch>
+                  </pic:blipFill>
+                  <pic:spPr>
+                    <a:xfrm>
+                      <a:off x="0" y="0"/>
+                      <a:ext cx="6309360" cy="3009900"/>
+                    </a:xfrm>
+                    <a:prstGeom prst="rect">
+                      <a:avLst/>
+                    </a:prstGeom>
+                  </pic:spPr>
+                </pic:pic>
+              </a:graphicData>
+            </a:graphic>
+          </wp:inline>
+        </w:drawing>
+      </w:r>
+      <w:r>
+        <w:rPr>
+          <w:noProof/>
+          <w:sz w:val="24"/>
+          <w:szCs w:val="24"/>
+        </w:rPr>
+        <w:drawing>
+          <wp:inline distT="0" distB="0" distL="0" distR="0" wp14:anchorId="16D2F5BB" wp14:editId="0CF1F79C">
+            <wp:extent cx="6309360" cy="3035935"/>
+            <wp:effectExtent l="0" t="0" r="0" b="0"/>
+            <wp:docPr id="1993070519" name="Picture 2"/>
+            <wp:cNvGraphicFramePr>
+              <a:graphicFrameLocks xmlns:a="http://schemas.openxmlformats.org/drawingml/2006/main" noChangeAspect="1"/>
+            </wp:cNvGraphicFramePr>
+            <a:graphic xmlns:a="http://schemas.openxmlformats.org/drawingml/2006/main">
+              <a:graphicData uri="http://schemas.openxmlformats.org/drawingml/2006/picture">
+                <pic:pic xmlns:pic="http://schemas.openxmlformats.org/drawingml/2006/picture">
+                  <pic:nvPicPr>
+                    <pic:cNvPr id="1993070519" name="Picture 1993070519"/>
+                    <pic:cNvPicPr/>
+                  </pic:nvPicPr>
+                  <pic:blipFill>
+                    <a:blip r:embed="rId23"/>
+                    <a:stretch>
+                      <a:fillRect/>
+                    </a:stretch>
+                  </pic:blipFill>
+                  <pic:spPr>
+                    <a:xfrm>
+                      <a:off x="0" y="0"/>
+                      <a:ext cx="6309360" cy="3035935"/>
+                    </a:xfrm>
+                    <a:prstGeom prst="rect">
+                      <a:avLst/>
+                    </a:prstGeom>
+                  </pic:spPr>
+                </pic:pic>
+              </a:graphicData>
+            </a:graphic>
+          </wp:inline>
+        </w:drawing>
+      </w:r>
+      <w:r>
+        <w:rPr>
+          <w:noProof/>
+          <w:sz w:val="24"/>
+          <w:szCs w:val="24"/>
+        </w:rPr>
+        <w:lastRenderedPageBreak/>
+        <w:drawing>
+          <wp:inline distT="0" distB="0" distL="0" distR="0" wp14:anchorId="46D9C220" wp14:editId="39B4C4E2">
+            <wp:extent cx="6309360" cy="2999740"/>
+            <wp:effectExtent l="0" t="0" r="0" b="0"/>
+            <wp:docPr id="1278082483" name="Picture 3"/>
+            <wp:cNvGraphicFramePr>
+              <a:graphicFrameLocks xmlns:a="http://schemas.openxmlformats.org/drawingml/2006/main" noChangeAspect="1"/>
+            </wp:cNvGraphicFramePr>
+            <a:graphic xmlns:a="http://schemas.openxmlformats.org/drawingml/2006/main">
+              <a:graphicData uri="http://schemas.openxmlformats.org/drawingml/2006/picture">
+                <pic:pic xmlns:pic="http://schemas.openxmlformats.org/drawingml/2006/picture">
+                  <pic:nvPicPr>
+                    <pic:cNvPr id="1278082483" name="Picture 1278082483"/>
+                    <pic:cNvPicPr/>
+                  </pic:nvPicPr>
+                  <pic:blipFill>
+                    <a:blip r:embed="rId24"/>
+                    <a:stretch>
+                      <a:fillRect/>
+                    </a:stretch>
+                  </pic:blipFill>
+                  <pic:spPr>
+                    <a:xfrm>
+                      <a:off x="0" y="0"/>
+                      <a:ext cx="6309360" cy="2999740"/>
+                    </a:xfrm>
+                    <a:prstGeom prst="rect">
+                      <a:avLst/>
+                    </a:prstGeom>
+                  </pic:spPr>
+                </pic:pic>
+              </a:graphicData>
+            </a:graphic>
+          </wp:inline>
+        </w:drawing>
+      </w:r>
+      <w:r>
+        <w:rPr>
+          <w:noProof/>
+          <w:sz w:val="24"/>
+          <w:szCs w:val="24"/>
+        </w:rPr>
+        <w:drawing>
+          <wp:inline distT="0" distB="0" distL="0" distR="0" wp14:anchorId="6662D434" wp14:editId="66F1E831">
+            <wp:extent cx="6309360" cy="3030855"/>
+            <wp:effectExtent l="0" t="0" r="0" b="0"/>
+            <wp:docPr id="1692638698" name="Picture 4"/>
+            <wp:cNvGraphicFramePr>
+              <a:graphicFrameLocks xmlns:a="http://schemas.openxmlformats.org/drawingml/2006/main" noChangeAspect="1"/>
+            </wp:cNvGraphicFramePr>
+            <a:graphic xmlns:a="http://schemas.openxmlformats.org/drawingml/2006/main">
+              <a:graphicData uri="http://schemas.openxmlformats.org/drawingml/2006/picture">
+                <pic:pic xmlns:pic="http://schemas.openxmlformats.org/drawingml/2006/picture">
+                  <pic:nvPicPr>
+                    <pic:cNvPr id="1692638698" name="Picture 1692638698"/>
+                    <pic:cNvPicPr/>
+                  </pic:nvPicPr>
+                  <pic:blipFill>
+                    <a:blip r:embed="rId25"/>
+                    <a:stretch>
+                      <a:fillRect/>
+                    </a:stretch>
+                  </pic:blipFill>
+                  <pic:spPr>
+                    <a:xfrm>
+                      <a:off x="0" y="0"/>
+                      <a:ext cx="6309360" cy="3030855"/>
+                    </a:xfrm>
+                    <a:prstGeom prst="rect">
+                      <a:avLst/>
+                    </a:prstGeom>
+                  </pic:spPr>
+                </pic:pic>
+              </a:graphicData>
+            </a:graphic>
+          </wp:inline>
+        </w:drawing>
+      </w:r>
+      <w:r>
+        <w:rPr>
+          <w:noProof/>
+          <w:sz w:val="24"/>
+          <w:szCs w:val="24"/>
+        </w:rPr>
+        <w:lastRenderedPageBreak/>
+        <w:drawing>
+          <wp:inline distT="0" distB="0" distL="0" distR="0" wp14:anchorId="3A47E947" wp14:editId="696594B0">
+            <wp:extent cx="6309360" cy="3016250"/>
+            <wp:effectExtent l="0" t="0" r="0" b="0"/>
+            <wp:docPr id="880572137" name="Picture 5"/>
+            <wp:cNvGraphicFramePr>
+              <a:graphicFrameLocks xmlns:a="http://schemas.openxmlformats.org/drawingml/2006/main" noChangeAspect="1"/>
+            </wp:cNvGraphicFramePr>
+            <a:graphic xmlns:a="http://schemas.openxmlformats.org/drawingml/2006/main">
+              <a:graphicData uri="http://schemas.openxmlformats.org/drawingml/2006/picture">
+                <pic:pic xmlns:pic="http://schemas.openxmlformats.org/drawingml/2006/picture">
+                  <pic:nvPicPr>
+                    <pic:cNvPr id="880572137" name="Picture 880572137"/>
+                    <pic:cNvPicPr/>
+                  </pic:nvPicPr>
+                  <pic:blipFill>
+                    <a:blip r:embed="rId26"/>
+                    <a:stretch>
+                      <a:fillRect/>
+                    </a:stretch>
+                  </pic:blipFill>
+                  <pic:spPr>
+                    <a:xfrm>
+                      <a:off x="0" y="0"/>
+                      <a:ext cx="6309360" cy="3016250"/>
+                    </a:xfrm>
+                    <a:prstGeom prst="rect">
+                      <a:avLst/>
+                    </a:prstGeom>
+                  </pic:spPr>
+                </pic:pic>
+              </a:graphicData>
+            </a:graphic>
+          </wp:inline>
+        </w:drawing>
+      </w:r>
+      <w:r>
+        <w:rPr>
+          <w:noProof/>
+          <w:sz w:val="24"/>
+          <w:szCs w:val="24"/>
+        </w:rPr>
+        <w:drawing>
+          <wp:inline distT="0" distB="0" distL="0" distR="0" wp14:anchorId="31E3E757" wp14:editId="79060B8F">
+            <wp:extent cx="6309360" cy="2993390"/>
+            <wp:effectExtent l="0" t="0" r="0" b="0"/>
+            <wp:docPr id="698135167" name="Picture 6"/>
+            <wp:cNvGraphicFramePr>
+              <a:graphicFrameLocks xmlns:a="http://schemas.openxmlformats.org/drawingml/2006/main" noChangeAspect="1"/>
+            </wp:cNvGraphicFramePr>
+            <a:graphic xmlns:a="http://schemas.openxmlformats.org/drawingml/2006/main">
+              <a:graphicData uri="http://schemas.openxmlformats.org/drawingml/2006/picture">
+                <pic:pic xmlns:pic="http://schemas.openxmlformats.org/drawingml/2006/picture">
+                  <pic:nvPicPr>
+                    <pic:cNvPr id="698135167" name="Picture 698135167"/>
+                    <pic:cNvPicPr/>
+                  </pic:nvPicPr>
+                  <pic:blipFill>
+                    <a:blip r:embed="rId27"/>
+                    <a:stretch>
+                      <a:fillRect/>
+                    </a:stretch>
+                  </pic:blipFill>
+                  <pic:spPr>
+                    <a:xfrm>
+                      <a:off x="0" y="0"/>
+                      <a:ext cx="6309360" cy="2993390"/>
+                    </a:xfrm>
+                    <a:prstGeom prst="rect">
+                      <a:avLst/>
+                    </a:prstGeom>
+                  </pic:spPr>
+                </pic:pic>
+              </a:graphicData>
+            </a:graphic>
+          </wp:inline>
+        </w:drawing>
+      </w:r>
+    </w:p>
+    <w:p>
+      <w:pPr>
         <w:pStyle w:val="Heading1"/>
         <w:rPr>
           <w:color w:val="000000" w:themeColor="text1"/>
@@ -2454,7 +2719,15 @@
           <w:sz w:val="24"/>
           <w:szCs w:val="24"/>
         </w:rPr>
-        <w:t xml:space="preserve">The tuned Random Forest achieved strong held-out test performance, including accuracy 0.897, precision 0.888, recall 0.931, F1-score 0.909, and ROC AUC 0.927. The analysis also showed useful patterns involving age, maximum heart rate, chest pain type, exercise-induced angina, and other clinical variables. However, the dataset is relatively </w:t>
+        <w:t xml:space="preserve">The tuned Random Forest achieved strong held-out test performance, including accuracy 0.897, precision 0.888, recall 0.931, F1-score 0.909, and ROC AUC 0.927. The analysis also showed useful patterns involving age, maximum heart rate, chest pain type, exercise-induced angina, and other </w:t>
+      </w:r>
+      <w:r>
+        <w:rPr>
+          <w:sz w:val="24"/>
+          <w:szCs w:val="24"/>
+        </w:rPr>
+        <w:lastRenderedPageBreak/>
+        <w:t xml:space="preserve">clinical variables. However, the dataset is relatively </w:t>
       </w:r>
       <w:proofErr w:type="gramStart"/>
       <w:r>
@@ -2491,7 +2764,7 @@
       </w:r>
     </w:p>
     <w:sectPr>
-      <w:footerReference w:type="default" r:id="rId22"/>
+      <w:footerReference w:type="default" r:id="rId28"/>
       <w:pgSz w:w="12240" w:h="15840"/>
       <w:pgMar w:top="936" w:right="1152" w:bottom="936" w:left="1152" w:header="720" w:footer="720" w:gutter="0"/>
       <w:cols w:space="720"/>
